--- a/swh/docx/002.content.docx
+++ b/swh/docx/002.content.docx
@@ -19,7 +19,7 @@
         <w:rPr>
           <w:lang w:val="sw_KE" w:bidi="sw_KE"/>
         </w:rPr>
-        <w:t>Resource: Kamusi ya Biblia (Tyndale)</w:t>
+        <w:t>Resource: Tyndale Open Bible Dictionary</w:t>
       </w:r>
       <w:r>
         <w:rPr>
@@ -112,7 +112,7 @@
         <w:rPr>
           <w:lang w:val="sw_KE" w:bidi="sw_KE"/>
         </w:rPr>
-        <w:t>Kamusi ya Biblia (Tyndale)</w:t>
+        <w:t>Tyndale Open Bible Dictionary</w:t>
       </w:r>
     </w:p>
     <w:p>

--- a/swh/docx/002.content.docx
+++ b/swh/docx/002.content.docx
@@ -19,7 +19,7 @@
         <w:rPr>
           <w:lang w:val="sw_KE" w:bidi="sw_KE"/>
         </w:rPr>
-        <w:t>Resource: Tyndale Open Bible Dictionary</w:t>
+        <w:t>Resource: Aquifer Open Bible Dictionary</w:t>
       </w:r>
       <w:r>
         <w:rPr>
@@ -112,7 +112,7 @@
         <w:rPr>
           <w:lang w:val="sw_KE" w:bidi="sw_KE"/>
         </w:rPr>
-        <w:t>Tyndale Open Bible Dictionary</w:t>
+        <w:t>Aquifer Open Bible Dictionary</w:t>
       </w:r>
     </w:p>
     <w:p>

--- a/swh/docx/002.content.docx
+++ b/swh/docx/002.content.docx
@@ -18062,7 +18062,7 @@
         <w:rPr>
           <w:lang w:val="sw_KE" w:bidi="sw_KE"/>
         </w:rPr>
-        <w:t>Kitabu cha Danieli, kilichoandikwa katika karne ya 6 KK, ni mfano wa zamani zaidi wa maandiko ya apokaliptiki yanayojulikana. Baadaye, katika karne ya 5 KK, kitabu cha Malaki kiliandikwa. Kitabu cha Malaki kilikuwa kitabu cha mwisho cha kinabii katika Israeli ya kale. Baada ya Malaki, hakuna vitabu vingine vya kinabii vilivyoandikwa katika Israeli hadi Ukristo ulipoanza. Maandishi mengi ya Kiyahudi ya apokaliptiki yaliandikwa baada ya Danieli, kati ya karne ya 3 KK na mwanzoni mwa karne ya 2 Baada ya Kristo (BK).</w:t>
+        <w:t>Kitabu cha Danieli, kilichoandikwa katika karne ya 6 KK, ni mfano wa zamani zaidi wa maandiko ya apokaliptiki yanayojulikana. Baadaye, katika karne ya 5 KK, kitabu cha Malaki kiliandikwa. Kitabu cha Malaki kilikuwa kitabu cha mwisho cha kinabii katika Israeli ya kale. Baada ya Malaki, hakuna vitabu vingine vya kinabii vilivyoandikwa katika Israeli hadi Ukristo ulipoanza. Isipokuwa kitabu cha Danieli, maandishi yote ya Kiyahudi ya apokaliptiki yaliyosalia yaliandikwa kati ya karne ya tatu KK na mwanzoni mwa karne ya pili BK.</w:t>
       </w:r>
     </w:p>
     <w:p>
